--- a/data/outputs/v2/Chemistry/SS1.5_Periodicity/Chemistry_Periodicity_SummaryTable.docx
+++ b/data/outputs/v2/Chemistry/SS1.5_Periodicity/Chemistry_Periodicity_SummaryTable.docx
@@ -38,6 +38,177 @@
           <w:szCs w:val="22"/>
         </w:rPr>
         <w:t xml:space="preserve">Sub-Strand 1.5: Periodicity — Teacher Reference (Pre-filled)</w:t>
+      </w:r>
+    </w:p>
+    <w:p>
+      <w:pPr>
+        <w:spacing w:after="80" w:before="120"/>
+      </w:pPr>
+      <w:r>
+        <w:rPr>
+          <w:rFonts w:ascii="Arial" w:cs="Arial" w:eastAsia="Arial" w:hAnsi="Arial"/>
+          <w:b/>
+          <w:bCs/>
+          <w:color w:val="1F3864"/>
+          <w:sz w:val="20"/>
+          <w:szCs w:val="20"/>
+        </w:rPr>
+        <w:t xml:space="preserve">ATTRIBUTION AND LICENSING</w:t>
+      </w:r>
+    </w:p>
+    <w:p>
+      <w:pPr>
+        <w:spacing w:after="60" w:before="0"/>
+      </w:pPr>
+      <w:r>
+        <w:rPr>
+          <w:rFonts w:ascii="Arial" w:cs="Arial" w:eastAsia="Arial" w:hAnsi="Arial"/>
+          <w:b/>
+          <w:bCs/>
+          <w:sz w:val="17"/>
+          <w:szCs w:val="17"/>
+        </w:rPr>
+        <w:t xml:space="preserve">Curriculum Alignment: </w:t>
+      </w:r>
+      <w:r>
+        <w:rPr>
+          <w:rFonts w:ascii="Arial" w:cs="Arial" w:eastAsia="Arial" w:hAnsi="Arial"/>
+          <w:sz w:val="17"/>
+          <w:szCs w:val="17"/>
+        </w:rPr>
+        <w:t xml:space="preserve">Structured in pedagogical alignment with the competence-based curriculum format and learning outcomes established by the Kenya Institute of Curriculum Development (KICD). This material is independently developed and is not officially endorsed or published by KICD.</w:t>
+      </w:r>
+    </w:p>
+    <w:p>
+      <w:pPr>
+        <w:spacing w:after="60" w:before="0"/>
+      </w:pPr>
+      <w:r>
+        <w:rPr>
+          <w:rFonts w:ascii="Arial" w:cs="Arial" w:eastAsia="Arial" w:hAnsi="Arial"/>
+          <w:b/>
+          <w:bCs/>
+          <w:sz w:val="17"/>
+          <w:szCs w:val="17"/>
+        </w:rPr>
+        <w:t xml:space="preserve">Content &amp; Pedagogy: </w:t>
+      </w:r>
+      <w:r>
+        <w:rPr>
+          <w:rFonts w:ascii="Arial" w:cs="Arial" w:eastAsia="Arial" w:hAnsi="Arial"/>
+          <w:sz w:val="17"/>
+          <w:szCs w:val="17"/>
+        </w:rPr>
+        <w:t xml:space="preserve">Developed and adapted by the educator team at SeaVuria (registered 501(c)(3) in the United States and registered NGO in Kenya, No. 872-850A-BF11), who designed the pedagogical framework, lesson templates and exemplar lessons on which this material is based.</w:t>
+      </w:r>
+    </w:p>
+    <w:p>
+      <w:pPr>
+        <w:spacing w:after="60" w:before="0"/>
+      </w:pPr>
+      <w:r>
+        <w:rPr>
+          <w:rFonts w:ascii="Arial" w:cs="Arial" w:eastAsia="Arial" w:hAnsi="Arial"/>
+          <w:b/>
+          <w:bCs/>
+          <w:sz w:val="17"/>
+          <w:szCs w:val="17"/>
+        </w:rPr>
+        <w:t xml:space="preserve">Production &amp; Layout: </w:t>
+      </w:r>
+      <w:r>
+        <w:rPr>
+          <w:rFonts w:ascii="Arial" w:cs="Arial" w:eastAsia="Arial" w:hAnsi="Arial"/>
+          <w:sz w:val="17"/>
+          <w:szCs w:val="17"/>
+        </w:rPr>
+        <w:t xml:space="preserve">Educational design and curriculum sequencing by SeaVuria. Technical layout, structural formatting, and digital optimization/implementation executed in partnership with ARES Education (registered 501(c)(3) in the United States and Canada (as Afretech Aid) and registered NGO in Kenya), with lesson drafting and compilation assisted by AI (Claude, Anthropic).</w:t>
+      </w:r>
+    </w:p>
+    <w:p>
+      <w:pPr>
+        <w:pBdr>
+          <w:bottom w:val="single" w:color="1F3864" w:sz="6" w:space="6"/>
+        </w:pBdr>
+        <w:spacing w:after="60" w:before="0"/>
+      </w:pPr>
+      <w:r>
+        <w:rPr>
+          <w:rFonts w:ascii="Arial" w:cs="Arial" w:eastAsia="Arial" w:hAnsi="Arial"/>
+          <w:b/>
+          <w:bCs/>
+          <w:sz w:val="17"/>
+          <w:szCs w:val="17"/>
+        </w:rPr>
+        <w:t xml:space="preserve">Licensing &amp; Copyright: </w:t>
+      </w:r>
+      <w:r>
+        <w:rPr>
+          <w:rFonts w:ascii="Arial" w:cs="Arial" w:eastAsia="Arial" w:hAnsi="Arial"/>
+          <w:sz w:val="17"/>
+          <w:szCs w:val="17"/>
+        </w:rPr>
+        <w:t xml:space="preserve">© 2026 SeaVuria and ARES. This work is licensed under a </w:t>
+      </w:r>
+      <w:hyperlink w:history="1" r:id="rIdfqxldegzouh_61v3gqxlo">
+        <w:r>
+          <w:rPr>
+            <w:rFonts w:ascii="Arial" w:cs="Arial" w:eastAsia="Arial" w:hAnsi="Arial"/>
+            <w:color w:val="1F6B75"/>
+            <w:sz w:val="17"/>
+            <w:szCs w:val="17"/>
+            <w:u w:val="single" w:color="1F6B75"/>
+          </w:rPr>
+          <w:t xml:space="preserve">Creative Commons Attribution-NonCommercial 4.0 International License</w:t>
+        </w:r>
+      </w:hyperlink>
+      <w:r>
+        <w:rPr>
+          <w:rFonts w:ascii="Arial" w:cs="Arial" w:eastAsia="Arial" w:hAnsi="Arial"/>
+          <w:sz w:val="17"/>
+          <w:szCs w:val="17"/>
+        </w:rPr>
+        <w:t xml:space="preserve"> (</w:t>
+      </w:r>
+      <w:hyperlink w:history="1" r:id="rIdhybjd1nlljpcakthsbet9">
+        <w:r>
+          <w:rPr>
+            <w:rFonts w:ascii="Arial" w:cs="Arial" w:eastAsia="Arial" w:hAnsi="Arial"/>
+            <w:color w:val="1F6B75"/>
+            <w:sz w:val="17"/>
+            <w:szCs w:val="17"/>
+            <w:u w:val="single" w:color="1F6B75"/>
+          </w:rPr>
+          <w:t xml:space="preserve">CC BY-NC 4.0</w:t>
+        </w:r>
+      </w:hyperlink>
+      <w:r>
+        <w:rPr>
+          <w:rFonts w:ascii="Arial" w:cs="Arial" w:eastAsia="Arial" w:hAnsi="Arial"/>
+          <w:sz w:val="17"/>
+          <w:szCs w:val="17"/>
+        </w:rPr>
+        <w:t xml:space="preserve">). To view a copy of this license, visit </w:t>
+      </w:r>
+      <w:hyperlink w:history="1" r:id="rIdrls6exoyggqmhf4ldqkv4">
+        <w:r>
+          <w:rPr>
+            <w:rFonts w:ascii="Arial" w:cs="Arial" w:eastAsia="Arial" w:hAnsi="Arial"/>
+            <w:color w:val="1F6B75"/>
+            <w:sz w:val="17"/>
+            <w:szCs w:val="17"/>
+            <w:u w:val="single" w:color="1F6B75"/>
+          </w:rPr>
+          <w:t xml:space="preserve">https://creativecommons.org/licenses/by-nc/4.0/</w:t>
+        </w:r>
+      </w:hyperlink>
+      <w:r>
+        <w:rPr>
+          <w:rFonts w:ascii="Arial" w:cs="Arial" w:eastAsia="Arial" w:hAnsi="Arial"/>
+          <w:sz w:val="17"/>
+          <w:szCs w:val="17"/>
+        </w:rPr>
+        <w:t xml:space="preserve">. You are free to copy, redistribute, and adapt this material in any medium or format, provided appropriate credit is given and the material is not used for commercial purposes. KICD learning outcomes and curriculum designations reproduced here for alignment purposes remain the property of KICD and are not covered by this license. Linked external resources (e.g. CK-12, Khan Academy, PhET) are subject to their own licenses.</w:t>
       </w:r>
     </w:p>
     <w:p>

--- a/data/outputs/v2/Chemistry/SS1.5_Periodicity/Chemistry_Periodicity_SummaryTable.docx
+++ b/data/outputs/v2/Chemistry/SS1.5_Periodicity/Chemistry_Periodicity_SummaryTable.docx
@@ -38,177 +38,6 @@
           <w:szCs w:val="22"/>
         </w:rPr>
         <w:t xml:space="preserve">Sub-Strand 1.5: Periodicity — Teacher Reference (Pre-filled)</w:t>
-      </w:r>
-    </w:p>
-    <w:p>
-      <w:pPr>
-        <w:spacing w:after="80" w:before="120"/>
-      </w:pPr>
-      <w:r>
-        <w:rPr>
-          <w:rFonts w:ascii="Arial" w:cs="Arial" w:eastAsia="Arial" w:hAnsi="Arial"/>
-          <w:b/>
-          <w:bCs/>
-          <w:color w:val="1F3864"/>
-          <w:sz w:val="20"/>
-          <w:szCs w:val="20"/>
-        </w:rPr>
-        <w:t xml:space="preserve">ATTRIBUTION AND LICENSING</w:t>
-      </w:r>
-    </w:p>
-    <w:p>
-      <w:pPr>
-        <w:spacing w:after="60" w:before="0"/>
-      </w:pPr>
-      <w:r>
-        <w:rPr>
-          <w:rFonts w:ascii="Arial" w:cs="Arial" w:eastAsia="Arial" w:hAnsi="Arial"/>
-          <w:b/>
-          <w:bCs/>
-          <w:sz w:val="17"/>
-          <w:szCs w:val="17"/>
-        </w:rPr>
-        <w:t xml:space="preserve">Curriculum Alignment: </w:t>
-      </w:r>
-      <w:r>
-        <w:rPr>
-          <w:rFonts w:ascii="Arial" w:cs="Arial" w:eastAsia="Arial" w:hAnsi="Arial"/>
-          <w:sz w:val="17"/>
-          <w:szCs w:val="17"/>
-        </w:rPr>
-        <w:t xml:space="preserve">Structured in pedagogical alignment with the competence-based curriculum format and learning outcomes established by the Kenya Institute of Curriculum Development (KICD). This material is independently developed and is not officially endorsed or published by KICD.</w:t>
-      </w:r>
-    </w:p>
-    <w:p>
-      <w:pPr>
-        <w:spacing w:after="60" w:before="0"/>
-      </w:pPr>
-      <w:r>
-        <w:rPr>
-          <w:rFonts w:ascii="Arial" w:cs="Arial" w:eastAsia="Arial" w:hAnsi="Arial"/>
-          <w:b/>
-          <w:bCs/>
-          <w:sz w:val="17"/>
-          <w:szCs w:val="17"/>
-        </w:rPr>
-        <w:t xml:space="preserve">Content &amp; Pedagogy: </w:t>
-      </w:r>
-      <w:r>
-        <w:rPr>
-          <w:rFonts w:ascii="Arial" w:cs="Arial" w:eastAsia="Arial" w:hAnsi="Arial"/>
-          <w:sz w:val="17"/>
-          <w:szCs w:val="17"/>
-        </w:rPr>
-        <w:t xml:space="preserve">Developed and adapted by the educator team at SeaVuria (registered 501(c)(3) in the United States and registered NGO in Kenya, No. 872-850A-BF11), who designed the pedagogical framework, lesson templates and exemplar lessons on which this material is based.</w:t>
-      </w:r>
-    </w:p>
-    <w:p>
-      <w:pPr>
-        <w:spacing w:after="60" w:before="0"/>
-      </w:pPr>
-      <w:r>
-        <w:rPr>
-          <w:rFonts w:ascii="Arial" w:cs="Arial" w:eastAsia="Arial" w:hAnsi="Arial"/>
-          <w:b/>
-          <w:bCs/>
-          <w:sz w:val="17"/>
-          <w:szCs w:val="17"/>
-        </w:rPr>
-        <w:t xml:space="preserve">Production &amp; Layout: </w:t>
-      </w:r>
-      <w:r>
-        <w:rPr>
-          <w:rFonts w:ascii="Arial" w:cs="Arial" w:eastAsia="Arial" w:hAnsi="Arial"/>
-          <w:sz w:val="17"/>
-          <w:szCs w:val="17"/>
-        </w:rPr>
-        <w:t xml:space="preserve">Educational design and curriculum sequencing by SeaVuria. Technical layout, structural formatting, and digital optimization/implementation executed in partnership with ARES Education (registered 501(c)(3) in the United States and Canada (as Afretech Aid) and registered NGO in Kenya), with lesson drafting and compilation assisted by AI (Claude, Anthropic).</w:t>
-      </w:r>
-    </w:p>
-    <w:p>
-      <w:pPr>
-        <w:pBdr>
-          <w:bottom w:val="single" w:color="1F3864" w:sz="6" w:space="6"/>
-        </w:pBdr>
-        <w:spacing w:after="60" w:before="0"/>
-      </w:pPr>
-      <w:r>
-        <w:rPr>
-          <w:rFonts w:ascii="Arial" w:cs="Arial" w:eastAsia="Arial" w:hAnsi="Arial"/>
-          <w:b/>
-          <w:bCs/>
-          <w:sz w:val="17"/>
-          <w:szCs w:val="17"/>
-        </w:rPr>
-        <w:t xml:space="preserve">Licensing &amp; Copyright: </w:t>
-      </w:r>
-      <w:r>
-        <w:rPr>
-          <w:rFonts w:ascii="Arial" w:cs="Arial" w:eastAsia="Arial" w:hAnsi="Arial"/>
-          <w:sz w:val="17"/>
-          <w:szCs w:val="17"/>
-        </w:rPr>
-        <w:t xml:space="preserve">© 2026 SeaVuria and ARES. This work is licensed under a </w:t>
-      </w:r>
-      <w:hyperlink w:history="1" r:id="rIdfqxldegzouh_61v3gqxlo">
-        <w:r>
-          <w:rPr>
-            <w:rFonts w:ascii="Arial" w:cs="Arial" w:eastAsia="Arial" w:hAnsi="Arial"/>
-            <w:color w:val="1F6B75"/>
-            <w:sz w:val="17"/>
-            <w:szCs w:val="17"/>
-            <w:u w:val="single" w:color="1F6B75"/>
-          </w:rPr>
-          <w:t xml:space="preserve">Creative Commons Attribution-NonCommercial 4.0 International License</w:t>
-        </w:r>
-      </w:hyperlink>
-      <w:r>
-        <w:rPr>
-          <w:rFonts w:ascii="Arial" w:cs="Arial" w:eastAsia="Arial" w:hAnsi="Arial"/>
-          <w:sz w:val="17"/>
-          <w:szCs w:val="17"/>
-        </w:rPr>
-        <w:t xml:space="preserve"> (</w:t>
-      </w:r>
-      <w:hyperlink w:history="1" r:id="rIdhybjd1nlljpcakthsbet9">
-        <w:r>
-          <w:rPr>
-            <w:rFonts w:ascii="Arial" w:cs="Arial" w:eastAsia="Arial" w:hAnsi="Arial"/>
-            <w:color w:val="1F6B75"/>
-            <w:sz w:val="17"/>
-            <w:szCs w:val="17"/>
-            <w:u w:val="single" w:color="1F6B75"/>
-          </w:rPr>
-          <w:t xml:space="preserve">CC BY-NC 4.0</w:t>
-        </w:r>
-      </w:hyperlink>
-      <w:r>
-        <w:rPr>
-          <w:rFonts w:ascii="Arial" w:cs="Arial" w:eastAsia="Arial" w:hAnsi="Arial"/>
-          <w:sz w:val="17"/>
-          <w:szCs w:val="17"/>
-        </w:rPr>
-        <w:t xml:space="preserve">). To view a copy of this license, visit </w:t>
-      </w:r>
-      <w:hyperlink w:history="1" r:id="rIdrls6exoyggqmhf4ldqkv4">
-        <w:r>
-          <w:rPr>
-            <w:rFonts w:ascii="Arial" w:cs="Arial" w:eastAsia="Arial" w:hAnsi="Arial"/>
-            <w:color w:val="1F6B75"/>
-            <w:sz w:val="17"/>
-            <w:szCs w:val="17"/>
-            <w:u w:val="single" w:color="1F6B75"/>
-          </w:rPr>
-          <w:t xml:space="preserve">https://creativecommons.org/licenses/by-nc/4.0/</w:t>
-        </w:r>
-      </w:hyperlink>
-      <w:r>
-        <w:rPr>
-          <w:rFonts w:ascii="Arial" w:cs="Arial" w:eastAsia="Arial" w:hAnsi="Arial"/>
-          <w:sz w:val="17"/>
-          <w:szCs w:val="17"/>
-        </w:rPr>
-        <w:t xml:space="preserve">. You are free to copy, redistribute, and adapt this material in any medium or format, provided appropriate credit is given and the material is not used for commercial purposes. KICD learning outcomes and curriculum designations reproduced here for alignment purposes remain the property of KICD and are not covered by this license. Linked external resources (e.g. CK-12, Khan Academy, PhET) are subject to their own licenses.</w:t>
       </w:r>
     </w:p>
     <w:p>
@@ -1699,6 +1528,185 @@
         </w:tc>
       </w:tr>
     </w:tbl>
+    <w:p>
+      <w:pPr>
+        <w:spacing w:after="120"/>
+      </w:pPr>
+      <w:r>
+        <w:t xml:space="preserve"/>
+      </w:r>
+    </w:p>
+    <w:p>
+      <w:pPr>
+        <w:spacing w:after="80" w:before="120"/>
+      </w:pPr>
+      <w:r>
+        <w:rPr>
+          <w:rFonts w:ascii="Arial" w:cs="Arial" w:eastAsia="Arial" w:hAnsi="Arial"/>
+          <w:b/>
+          <w:bCs/>
+          <w:color w:val="1F3864"/>
+          <w:sz w:val="20"/>
+          <w:szCs w:val="20"/>
+        </w:rPr>
+        <w:t xml:space="preserve">ATTRIBUTION AND LICENSING</w:t>
+      </w:r>
+    </w:p>
+    <w:p>
+      <w:pPr>
+        <w:spacing w:after="60" w:before="0"/>
+      </w:pPr>
+      <w:r>
+        <w:rPr>
+          <w:rFonts w:ascii="Arial" w:cs="Arial" w:eastAsia="Arial" w:hAnsi="Arial"/>
+          <w:b/>
+          <w:bCs/>
+          <w:sz w:val="17"/>
+          <w:szCs w:val="17"/>
+        </w:rPr>
+        <w:t xml:space="preserve">Curriculum Alignment: </w:t>
+      </w:r>
+      <w:r>
+        <w:rPr>
+          <w:rFonts w:ascii="Arial" w:cs="Arial" w:eastAsia="Arial" w:hAnsi="Arial"/>
+          <w:sz w:val="17"/>
+          <w:szCs w:val="17"/>
+        </w:rPr>
+        <w:t xml:space="preserve">Structured in pedagogical alignment with the competence-based curriculum format and learning outcomes established by the Kenya Institute of Curriculum Development (KICD). This material is independently developed and is not officially endorsed or published by KICD.</w:t>
+      </w:r>
+    </w:p>
+    <w:p>
+      <w:pPr>
+        <w:spacing w:after="60" w:before="0"/>
+      </w:pPr>
+      <w:r>
+        <w:rPr>
+          <w:rFonts w:ascii="Arial" w:cs="Arial" w:eastAsia="Arial" w:hAnsi="Arial"/>
+          <w:b/>
+          <w:bCs/>
+          <w:sz w:val="17"/>
+          <w:szCs w:val="17"/>
+        </w:rPr>
+        <w:t xml:space="preserve">Content &amp; Pedagogy: </w:t>
+      </w:r>
+      <w:r>
+        <w:rPr>
+          <w:rFonts w:ascii="Arial" w:cs="Arial" w:eastAsia="Arial" w:hAnsi="Arial"/>
+          <w:sz w:val="17"/>
+          <w:szCs w:val="17"/>
+        </w:rPr>
+        <w:t xml:space="preserve">Developed and adapted by the educator team at SeaVuria (registered 501(c)(3) in the United States and registered NGO in Kenya, No. 872-850A-BF11), who designed the pedagogical framework, lesson templates and exemplar lessons on which this material is based.</w:t>
+      </w:r>
+    </w:p>
+    <w:p>
+      <w:pPr>
+        <w:spacing w:after="60" w:before="0"/>
+      </w:pPr>
+      <w:r>
+        <w:rPr>
+          <w:rFonts w:ascii="Arial" w:cs="Arial" w:eastAsia="Arial" w:hAnsi="Arial"/>
+          <w:b/>
+          <w:bCs/>
+          <w:sz w:val="17"/>
+          <w:szCs w:val="17"/>
+        </w:rPr>
+        <w:t xml:space="preserve">Production &amp; Layout: </w:t>
+      </w:r>
+      <w:r>
+        <w:rPr>
+          <w:rFonts w:ascii="Arial" w:cs="Arial" w:eastAsia="Arial" w:hAnsi="Arial"/>
+          <w:sz w:val="17"/>
+          <w:szCs w:val="17"/>
+        </w:rPr>
+        <w:t xml:space="preserve">Educational design and curriculum sequencing by SeaVuria. Technical layout, structural formatting, and digital optimization/implementation executed in partnership with ARES Education (registered 501(c)(3) in the United States and Canada (as Afretech Aid) and registered NGO in Kenya), with lesson drafting and compilation assisted by AI (Claude, Anthropic).</w:t>
+      </w:r>
+    </w:p>
+    <w:p>
+      <w:pPr>
+        <w:pBdr>
+          <w:bottom w:val="single" w:color="1F3864" w:sz="6" w:space="6"/>
+        </w:pBdr>
+        <w:spacing w:after="60" w:before="0"/>
+      </w:pPr>
+      <w:r>
+        <w:rPr>
+          <w:rFonts w:ascii="Arial" w:cs="Arial" w:eastAsia="Arial" w:hAnsi="Arial"/>
+          <w:b/>
+          <w:bCs/>
+          <w:sz w:val="17"/>
+          <w:szCs w:val="17"/>
+        </w:rPr>
+        <w:t xml:space="preserve">Licensing &amp; Copyright: </w:t>
+      </w:r>
+      <w:r>
+        <w:rPr>
+          <w:rFonts w:ascii="Arial" w:cs="Arial" w:eastAsia="Arial" w:hAnsi="Arial"/>
+          <w:sz w:val="17"/>
+          <w:szCs w:val="17"/>
+        </w:rPr>
+        <w:t xml:space="preserve">© 2026 SeaVuria and ARES. This work is licensed under a </w:t>
+      </w:r>
+      <w:hyperlink w:history="1" r:id="rIdxkxkv2ss7v5gn7h542ac2">
+        <w:r>
+          <w:rPr>
+            <w:rFonts w:ascii="Arial" w:cs="Arial" w:eastAsia="Arial" w:hAnsi="Arial"/>
+            <w:color w:val="1F6B75"/>
+            <w:sz w:val="17"/>
+            <w:szCs w:val="17"/>
+            <w:u w:val="single" w:color="1F6B75"/>
+          </w:rPr>
+          <w:t xml:space="preserve">Creative Commons Attribution-NonCommercial 4.0 International License</w:t>
+        </w:r>
+      </w:hyperlink>
+      <w:r>
+        <w:rPr>
+          <w:rFonts w:ascii="Arial" w:cs="Arial" w:eastAsia="Arial" w:hAnsi="Arial"/>
+          <w:sz w:val="17"/>
+          <w:szCs w:val="17"/>
+        </w:rPr>
+        <w:t xml:space="preserve"> (</w:t>
+      </w:r>
+      <w:hyperlink w:history="1" r:id="rIdov7fvpafxpewnd6brpxgh">
+        <w:r>
+          <w:rPr>
+            <w:rFonts w:ascii="Arial" w:cs="Arial" w:eastAsia="Arial" w:hAnsi="Arial"/>
+            <w:color w:val="1F6B75"/>
+            <w:sz w:val="17"/>
+            <w:szCs w:val="17"/>
+            <w:u w:val="single" w:color="1F6B75"/>
+          </w:rPr>
+          <w:t xml:space="preserve">CC BY-NC 4.0</w:t>
+        </w:r>
+      </w:hyperlink>
+      <w:r>
+        <w:rPr>
+          <w:rFonts w:ascii="Arial" w:cs="Arial" w:eastAsia="Arial" w:hAnsi="Arial"/>
+          <w:sz w:val="17"/>
+          <w:szCs w:val="17"/>
+        </w:rPr>
+        <w:t xml:space="preserve">). To view a copy of this license, visit </w:t>
+      </w:r>
+      <w:hyperlink w:history="1" r:id="rIdsnvlpboadhhjcpfh14u3d">
+        <w:r>
+          <w:rPr>
+            <w:rFonts w:ascii="Arial" w:cs="Arial" w:eastAsia="Arial" w:hAnsi="Arial"/>
+            <w:color w:val="1F6B75"/>
+            <w:sz w:val="17"/>
+            <w:szCs w:val="17"/>
+            <w:u w:val="single" w:color="1F6B75"/>
+          </w:rPr>
+          <w:t xml:space="preserve">https://creativecommons.org/licenses/by-nc/4.0/</w:t>
+        </w:r>
+      </w:hyperlink>
+      <w:r>
+        <w:rPr>
+          <w:rFonts w:ascii="Arial" w:cs="Arial" w:eastAsia="Arial" w:hAnsi="Arial"/>
+          <w:sz w:val="17"/>
+          <w:szCs w:val="17"/>
+        </w:rPr>
+        <w:t xml:space="preserve">. You are free to copy, redistribute, and adapt this material in any medium or format, provided appropriate credit is given and the material is not used for commercial purposes. KICD learning outcomes and curriculum designations reproduced here for alignment purposes remain the property of KICD and are not covered by this license. Linked external resources (e.g. CK-12, Khan Academy, PhET) are subject to their own licenses.</w:t>
+      </w:r>
+    </w:p>
     <w:sectPr>
       <w:pgSz w:w="15840" w:h="12240" w:orient="landscape"/>
       <w:pgMar w:top="1080" w:right="1080" w:bottom="1080" w:left="1080" w:header="708" w:footer="708" w:gutter="0"/>

--- a/data/outputs/v2/Chemistry/SS1.5_Periodicity/Chemistry_Periodicity_SummaryTable.docx
+++ b/data/outputs/v2/Chemistry/SS1.5_Periodicity/Chemistry_Periodicity_SummaryTable.docx
@@ -564,7 +564,7 @@
                 <w:sz w:val="18"/>
                 <w:szCs w:val="18"/>
               </w:rPr>
-              <w:t xml:space="preserve">Students observed video footage and demonstrations of Group I metals (lithium, sodium, potassium) reacting with water. Key observations included: Li reacts steadily; Na reacts vigorously with fizzing and movement across the water surface; K reacts explosively with a lilac flame. Students also recorded physical data (atomic radius, melting point, density) from data tables, noting clear numerical trends down the group. Pedagogical note: Cold-call at least 3 students to describe what 'trend' means before moving to explanation — many learners conflate 'trend' with 'pattern' without understanding directionality.</w:t>
+              <w:t xml:space="preserve">Students watched sodium metal dropped into Lake Victoria water — it skimmed the surface, fizzed violently, ignited with an orange flame, and turned the water alkaline (pink with phenolphthalein). Magnesium in the same water barely fizzed. Aluminium showed no reaction. Argon in its sealed ampoule was completely inert.</w:t>
             </w:r>
           </w:p>
         </w:tc>
@@ -596,7 +596,7 @@
                 <w:sz w:val="18"/>
                 <w:szCs w:val="18"/>
               </w:rPr>
-              <w:t xml:space="preserve">Students learned that Group I metals (alkali metals) show clear, predictable trends going DOWN the group: (1) atomic radius INCREASES as each successive element has an additional electron shell; (2) melting point DECREASES — Li melts at 181 °C, Na at 98 °C, K at 63 °C — because the metallic bond weakens as the atomic radius grows and nuclear attraction to delocalised electrons diminishes; (3) density generally INCREASES (Li 0.53 g/cm³ → K 0.86 g/cm³), though all three float on water; (4) reactivity with water INCREASES down the group because the outermost electron is further from the nucleus and more easily lost. These trends are not random — they are directly caused by increasing atomic number and electron shell count.</w:t>
+              <w:t xml:space="preserve">Group I metals (Li, Na, K) show clear trends in physical properties going down the group: atomic radius increases, melting point decreases, and density generally increases. Reactivity with water also increases down the group (Li &lt; Na &lt; K). Going across Period 3 left to right, reactivity with cold water decreases sharply (Na &gt; Mg &gt; Al &gt; Ar ≈ 0). These patterns suggest that position in the periodic table is strongly connected to behaviour — but the class does not yet know WHY.</w:t>
             </w:r>
           </w:p>
         </w:tc>
@@ -628,7 +628,7 @@
                 <w:sz w:val="18"/>
                 <w:szCs w:val="18"/>
               </w:rPr>
-              <w:t xml:space="preserve">The trends observed in Group I are explained by electron configuration and nuclear shielding. Going down Group I, each element has one more complete electron shell, increasing atomic radius. The single outer (valence) electron is progressively further from the nucleus AND shielded from nuclear attraction by more inner electron shells — this is the shielding effect. As a result, less energy is needed to remove the outer electron (lower ionisation energy), making each successive metal more reactive. This directly answers a fragment of the driving question: elements in the SAME group behave SIMILARLY (all react with water) but with measurable differences in intensity because of subtle changes in electron arrangement. Teacher note: Draw a annotated diagram of Li vs K electron shells on the board and ask students to predict where Rb would fall before revealing data — this builds the habit of predictive reasoning central to the driving question.</w:t>
+              <w:t xml:space="preserve">The class cannot yet fully explain why adjacent elements behave so differently. Current thinking is that it has something to do with what is inside the atom — specifically how electrons are arranged — but the mechanism (electron configuration, shielding, ionisation energy) has not yet been introduced. All unanswered questions are recorded on the Driving Question Board and will be addressed across subsequent lessons.</w:t>
             </w:r>
           </w:p>
         </w:tc>
@@ -681,7 +681,7 @@
                 <w:sz w:val="18"/>
                 <w:szCs w:val="18"/>
               </w:rPr>
-              <w:t xml:space="preserve">Sodium vs. Magnesium — Same Period, Different Worlds</w:t>
+              <w:t xml:space="preserve">Mapping the Group I Family</w:t>
             </w:r>
           </w:p>
         </w:tc>
@@ -713,7 +713,7 @@
                 <w:sz w:val="18"/>
                 <w:szCs w:val="18"/>
               </w:rPr>
-              <w:t xml:space="preserve">Students observed side-by-side demonstrations or video clips of sodium and magnesium reacting with water and with dilute hydrochloric acid. Key observations: Na reacts explosively with cold water; Mg reacts only very slowly with cold water (a few bubbles over several minutes) but reacts vigorously with dilute HCl with rapid hydrogen gas evolution. Students also examined flame test results and recorded differences in physical appearance (Na is soft and silvery; Mg is harder and shinier). Pedagogical note: Prompt students to record observations using precise scientific language — 'vigorous effervescence' rather than 'it bubbled a lot' — before moving to explanation.</w:t>
+              <w:t xml:space="preserve">Lithium reacted slowly and steadily with cold water, floating on the surface and fizzing gently. Sodium reacted faster, skimming across the surface and fizzing vigorously — consistent with the Kisumu water plant demonstration. Potassium reacted most violently, producing a lilac flame and very rapid fizzing. All three produced a gas that relighted a glowing splint, confirming hydrogen production. All three produced alkaline solutions (pH 8 to 14), with potassium producing the highest pH reading.</w:t>
             </w:r>
           </w:p>
         </w:tc>
@@ -745,7 +745,7 @@
                 <w:sz w:val="18"/>
                 <w:szCs w:val="18"/>
               </w:rPr>
-              <w:t xml:space="preserve">Students learned that sodium (Group I, Period 3) and magnesium (Group II, Period 3) sit next to each other in the same period yet behave very differently because they have different numbers of valence electrons: Na has 1 valence electron; Mg has 2. To achieve a stable noble-gas configuration, Na needs to lose only ONE electron, while Mg must lose TWO. Losing a second electron from Mg requires overcoming a higher second ionisation energy, making Mg less reactive than Na overall. Students also learned that within the same period, going LEFT to RIGHT, metallic character decreases and ionisation energy generally increases because the nuclear charge increases (more protons) while the number of shielding inner shells stays the same — so the nucleus holds outer electrons more tightly.</w:t>
+              <w:t xml:space="preserve">All Group I metals have one electron in their outermost shell. Going down the group, atomic radius increases and additional electron shells increase the shielding effect, reducing the pull of the nucleus on the outer electron. This means the outer electron is more easily removed — lower ionisation energy — so the metal reacts more readily. The products of all three reactions are a metal hydroxide (LiOH, NaOH, KOH) and hydrogen gas (H2). The alkaline solution results from the metal hydroxide dissolving in water.</w:t>
             </w:r>
           </w:p>
         </w:tc>
@@ -777,7 +777,7 @@
                 <w:sz w:val="18"/>
                 <w:szCs w:val="18"/>
               </w:rPr>
-              <w:t xml:space="preserve">The contrasting behaviour of Na and Mg is explained by the concept of ionisation energy and the number of valence electrons. Sodium's single outer electron experiences relatively weak nuclear attraction (shielded by 2 inner shells) and is lost easily — low first ionisation energy. Magnesium has one more proton, pulling electrons inward more strongly, AND requires a second ionisation step to reach stability. This two-step energy cost makes Mg significantly less reactive with water, though still reactive enough to dissolve in acid. This lesson deepens the driving question answer: position in the PERIOD (not just the group) governs behaviour through changes in nuclear charge and ionisation energy. Teacher note: Use the analogy of a Nairobi matatu conductor collecting fares — Na only needs to collect one fare to be satisfied; Mg must collect two, and the second passenger is harder to convince.</w:t>
+              <w:t xml:space="preserve">The dramatic difference in reactivity between sodium and potassium — despite both being in Group I — is explained by the increasing number of electron shells and increasing shielding as you go down the group, which progressively lowers ionisation energy. This begins to answer the driving question: position in the periodic table (specifically, which period an element occupies) determines how easily it loses its outer electron, and therefore how reactive it is. This also explains why the Kisumu water officer stored sodium in argon gas — the sodium outer electron is easily lost even to trace moisture in air, so a completely inert atmosphere is required.</w:t>
             </w:r>
           </w:p>
         </w:tc>
@@ -862,7 +862,7 @@
                 <w:sz w:val="18"/>
                 <w:szCs w:val="18"/>
               </w:rPr>
-              <w:t xml:space="preserve">Students observed reactions of Group II metals — magnesium (Mg), calcium (Ca) — with cold water and with dilute acid. Key observations: Mg reacts very slowly with cold water (barely visible bubbles) but rapidly with steam; Ca reacts steadily with cold water, producing Ca(OH)₂ (limewater turns milky when CO₂ is bubbled through it in a follow-up test). Students also examined the physical hardness of Group II metals compared to Group I, noting Group II metals are harder and have higher melting points. Pedagogical note: Allow at least 90 seconds of wait time after the Ca + water demo before asking for observations — students need time to notice the slower, steadier reaction compared to Na.</w:t>
+              <w:t xml:space="preserve">Students observed: (1) magnesium ribbon producing very slow or barely visible bubbles in cold water, with the solution turning faintly alkaline (universal indicator green-yellow, pH ~9–10 after several minutes); (2) magnesium burning vigorously in steam with a bright white flame, producing white MgO ash; (3) magnesium reacting rapidly with dilute HCl, producing vigorous bubbling and a warm test tube, with the gas giving a squeaky pop with a lighted splint; (4) calcium reacting noticeably faster than magnesium with cold water, producing steady bubbles and a distinctly alkaline solution (pH ~12). Students graphed: atomic radius increasing down Group II (Be→Ba), first ionisation energy decreasing down Group II, and melting point decreasing down Group II.</w:t>
             </w:r>
           </w:p>
         </w:tc>
@@ -894,7 +894,7 @@
                 <w:sz w:val="18"/>
                 <w:szCs w:val="18"/>
               </w:rPr>
-              <w:t xml:space="preserve">Students learned: (1) Group II metals are less reactive than Group I metals in the same period because they must lose TWO electrons rather than one, requiring higher combined ionisation energies; (2) going DOWN Group II (Mg → Ca → Sr → Ba), reactivity with water INCREASES for the same reason as in Group I — increasing atomic radius and shielding reduce the energy needed to remove both valence electrons; (3) Group II metals are harder, denser, and have higher melting points than their Group I neighbours because two delocalised electrons per atom create stronger metallic bonds; (4) the hydroxides of Group II metals (e.g., Ca(OH)₂) are only slightly soluble, unlike the fully soluble hydroxides of Group I metals.</w:t>
+              <w:t xml:space="preserve">Students learned: (1) Group II metals are less reactive than Group I metals in the same period because they must lose TWO electrons rather than one, and their higher nuclear charge (more protons) makes those electrons harder to remove, resulting in a higher first ionisation energy; (2) reactivity within Group II increases DOWN the group because additional electron shells increase shielding, reducing the effective nuclear charge felt by outer electrons and lowering the ionisation energy; (3) the chemical reactions of magnesium with cold water, steam, dilute HCl and oxygen follow predictable patterns that can be expressed as balanced equations; (4) calcium's stronger reaction with cold water compared to magnesium is consistent with the down-group trend predicted by their model.</w:t>
             </w:r>
           </w:p>
         </w:tc>
@@ -926,7 +926,7 @@
                 <w:sz w:val="18"/>
                 <w:szCs w:val="18"/>
               </w:rPr>
-              <w:t xml:space="preserve">Group II trends are explained by the same underlying principles as Group I — increasing atomic radius, increasing shielding, decreasing ionisation energy going down the group — but modified by the requirement to remove two valence electrons. The higher charge density of Group II ions (2+ compared to 1+) also means stronger ionic bonds in compounds and stronger metallic bonds in the pure metal, accounting for their greater hardness and higher melting points. This lesson refines the driving-question answer: it is not just GROUP membership but the NUMBER of valence electrons within a group that sets the baseline for reactivity and physical properties. Teacher note: Have students update their Driving Question Board (DQB) by adding a new sticky note: 'The number of valence electrons matters as much as the group number.' Connect to Lesson 2 observations about Na vs Mg.</w:t>
+              <w:t xml:space="preserve">Students explained: Using the 'Two-Electron Tax' frame, magnesium is less reactive than sodium with cold water because Mg must lose two electrons (2,8,2) while Na loses only one (2,8,1); moreover, Mg has one extra proton, increasing the nuclear charge that holds the outer electrons more tightly, raising the first ionisation energy. Going from magnesium to calcium, reactivity increases because the extra electron shell in calcium (2,8,8,2) shields the outer electrons from the nucleus more effectively, lowering the ionisation energy despite the greater nuclear charge. This explains the observed trend: calcium reacted faster than magnesium with cold water, and both reacted far less dramatically than sodium — just as the water purification officer in Kisumu would predict if she switched from sodium to a Group II metal in her demonstration at Lake Victoria.</w:t>
             </w:r>
           </w:p>
         </w:tc>
@@ -1011,7 +1011,7 @@
                 <w:sz w:val="18"/>
                 <w:szCs w:val="18"/>
               </w:rPr>
-              <w:t xml:space="preserve">Students observed (via sealed sample tubes or video) the physical states and colours of the halogens at room temperature: Cl₂ is a pale yellow-green gas; Br₂ is a red-brown liquid; I₂ is a grey-black solid that sublimes to a purple vapour when gently heated. Students also observed displacement reactions: Cl₂ water displacing Br⁻ ions (orange colour appears in cyclohexane layer); Br₂ water displacing I⁻ ions (violet colour appears). Pedagogical note: The displacement reactions are a highlight — cold-call students to rank the halogens by reactivity based ONLY on what they see, before any explanation. Expect and welcome incorrect initial rankings as productive starting points.</w:t>
+              <w:t xml:space="preserve">Learners observed: (1) physical properties of Cl₂ (yellow-green gas), Br₂ (orange-brown liquid) and I₂ (grey-black solid with violet vapour) from samples/data cards, noting the trend in colour and physical state down Group VII; (2) a strip of brightly coloured kanga fabric being bleached within 60 seconds by chlorine water, connecting to the Kisumu water treatment phenomenon; (3) iron wool forming brown iron(III) chloride in chlorine gas; (4) chlorine water turning the cyclohexane layer orange-brown when added to potassium bromide solution (Cl₂ displacing Br⁻); (5) bromine water turning the cyclohexane layer violet when added to potassium iodide solution (Br₂ displacing I⁻).</w:t>
             </w:r>
           </w:p>
         </w:tc>
@@ -1043,7 +1043,7 @@
                 <w:sz w:val="18"/>
                 <w:szCs w:val="18"/>
               </w:rPr>
-              <w:t xml:space="preserve">Learners learned that: (1) halogens exist in all three physical states at room temperature — Cl₂ (gas), Br₂ (liquid), I₂ (solid) — with colour deepening down the group; (2) going DOWN Group VII, atomic radius increases, and the outer electron shell is further from the nucleus and more shielded, making it harder for the atom to attract an additional electron — therefore reactivity DECREASES down the group (Cl &gt; Br &gt; I); (3) a more reactive halogen can displace a less reactive halogen from its salt solution (Cl₂ displaces Br⁻; Br₂ displaces I⁻; Cl₂ displaces I⁻); (4) boiling points and melting points INCREASE down the group because larger electron clouds create stronger van der Waals (London dispersion) forces between molecules.</w:t>
+              <w:t xml:space="preserve">Learners learned that: (1) halogens exist in all three physical states at room temperature — Cl₂ (gas), Br₂ (liquid), I₂ (solid) — with colour deepening and volatility decreasing down the group; (2) chlorine reacts with water to form a bleaching solution (hypochlorous acid), explaining its use as a disinfectant in Lake Victoria water treatment; (3) reactivity in Group VII DECREASES down the group — the opposite of Group I — because atomic radius increases and electron affinity decreases, making it harder for larger atoms to attract an incoming electron; (4) displacement reactions (Cl₂ &gt; Br₂ &gt; I₂) reflect relative oxidising power and can be used to establish a reactivity series for halogens; (5) balanced equations for halogen displacement reactions require careful attention to stoichiometry and state symbols.</w:t>
             </w:r>
           </w:p>
         </w:tc>
@@ -1075,7 +1075,7 @@
                 <w:sz w:val="18"/>
                 <w:szCs w:val="18"/>
               </w:rPr>
-              <w:t xml:space="preserve">Unlike metals (which react by LOSING electrons), halogens react by GAINING one electron to complete their outer shell. Reactivity therefore depends on how strongly the atom can attract an incoming electron — its electron affinity. Going down Group VII, the increasing atomic radius and shielding effect mean the outer shell is less effective at pulling in a new electron, so reactivity decreases. This is the OPPOSITE trend to Group I and II metals, which become MORE reactive going down. This contrast is a critical answer to the driving question: position in the periodic table predicts reactivity, but the DIRECTION of the trend depends on whether the element reacts by losing or gaining electrons. Teacher note: Explicitly draw a two-column comparison on the board: 'Metals going down → more reactive' vs 'Halogens going down → less reactive.' Ask students WHY the directions are opposite before explaining — this is a high-leverage conceptual moment.</w:t>
+              <w:t xml:space="preserve">Learners explained that: (1) chlorine is the most reactive aqueous halogen because it has the smallest atomic radius and highest electron affinity among the three, allowing its nucleus to attract an incoming electron most strongly — this is why the Kisumu water officer uses Cl₂, not Br₂ or I₂, to treat Lake Victoria water; (2) the Group VII trend is the MIRROR IMAGE of the Group I trend — in Group I, more electron shells make it easier to LOSE an outer electron (lower ionisation energy → more reactive); in Group VII, more electron shells make it harder to GAIN an electron (lower electron affinity → less reactive); (3) displacement reactions prove relative oxidising power: a more reactive halogen (stronger oxidising agent) will displace a less reactive halide ion from solution; (4) the anchoring phenomenon's use of argon as an inert shield (not yet fully explained) is now seen as the extreme end of a trend — as groups go right across the period, reactivity with electron gain becomes impossible for a full-shell noble gas, previewing the Lesson 5 across-period investigation.</w:t>
             </w:r>
           </w:p>
         </w:tc>
@@ -1160,7 +1160,7 @@
                 <w:sz w:val="18"/>
                 <w:szCs w:val="18"/>
               </w:rPr>
-              <w:t xml:space="preserve">Students examined data tables showing the electron configurations of noble gases (He: 2; Ne: 2,8; Ar: 2,8,8; Kr: 2,8,8,18) and reviewed evidence for their chemical inertness — noble gases do not form compounds under normal conditions, do not react with water, acids, or metals, and were historically called 'inert gases.' Students may also have viewed a short video showing noble gas applications (neon signs glowing in Nairobi's CBD, argon used in welding, helium in weather balloons released from Wilson Airport). Pedagogical note: Begin with a provocative question — 'If chlorine (next door to argon) is so reactive, why does argon do absolutely nothing?' Give 3 minutes of think-pair-share before taking responses.</w:t>
+              <w:t xml:space="preserve">Students examined a data table of Group VIII elements (He, Ne, Ar, Kr) showing atomic radius, boiling point and first ionisation energy, and plotted four separate physical-property graphs across Period 3 (Na → Ar) — first ionisation energy, atomic radius, melting point and electronegativity — during a structured group graph-plotting relay, then displayed all four graphs as a 'Period 3 Properties Wall' for a class gallery walk.</w:t>
             </w:r>
           </w:p>
         </w:tc>
@@ -1192,7 +1192,7 @@
                 <w:sz w:val="18"/>
                 <w:szCs w:val="18"/>
               </w:rPr>
-              <w:t xml:space="preserve">Group VIII (noble gas) elements are chemically inert because their outer electron shells are completely full — He has a full first shell (2 electrons); Ne, Ar, Kr have a full outer shell (8 electrons) — giving them maximum stability with no tendency to gain, lose, or share electrons. Students learned the 'octet rule': atoms of most elements react in ways that give them 8 electrons in their outer shell, mimicking the stable configuration of a noble gas. This explains WHY other elements react at all — they are striving toward the noble gas configuration. Students also learned that noble gases have very low boiling points (Ar boils at −186 °C) because the only intermolecular forces are very weak van der Waals forces between non-polar atoms.</w:t>
+              <w:t xml:space="preserve">Group VIII elements are chemically inert because their outer electron shells are completely full (He: 2 electrons; Ne, Ar, Kr: 8 electrons), making them extremely difficult to ionise; across Period 3, atomic radius generally decreases as nuclear charge increases while shielding remains nearly constant; first ionisation energy generally increases across Period 3 with characteristic dips at Al (3p sub-shell electron) and S (paired 3p electron repulsion); melting point peaks at Si due to its giant covalent structure; electronegativity increases Na → Cl with no value for Ar; Na, Mg and Al are malleable, ductile and electrically conductive, with conductivity increasing as the number of delocalised electrons per atom increases.</w:t>
             </w:r>
           </w:p>
         </w:tc>
@@ -1224,7 +1224,7 @@
                 <w:sz w:val="18"/>
                 <w:szCs w:val="18"/>
               </w:rPr>
-              <w:t xml:space="preserve">The inertness of noble gases is explained by their complete valence electron shells, which confer a uniquely low potential energy state. There is no energetic 'incentive' for a noble gas atom to react — gaining or losing electrons would disrupt a perfectly stable configuration. This is the conceptual anchor for the entire sub-strand: ALL the reactivity trends observed in Groups I, II, and VII can be understood as elements attempting to achieve the stable noble-gas electron configuration. Sitting right next to a noble gas in the periodic table — as Na sits next to Ne, or Cl sits next to Ar — does NOT mean they share properties; it means Na has ONE electron too many and Cl has ONE electron too few to reach that stable state, driving their very different and vigorous chemistries. This is a direct, full answer to the driving question. Teacher note: Return explicitly to the driving question text at this point. Ask students: 'Can you now explain why Na and Ar behave so differently even though they are in the same period?' Expect full-sentence answers referencing electron configuration.</w:t>
+              <w:t xml:space="preserve">The water purification officer stored the reactive sodium in an argon atmosphere because argon's completely full outer shell (2,8,8) gives it a first ionisation energy of 1521 kJ/mol — more than three times that of sodium (496 kJ/mol) — meaning its electrons cannot be removed or shared under any ordinary chemical conditions, making argon perfectly inert and safe as a shielding gas; the dramatic reactivity difference between sodium and its Period 3 neighbours (Mg, Al) that students observed in the anchoring phenomenon can now be quantitatively explained by the steep rise in first ionisation energy from left to right across the period — each additional proton pulling the outer electrons more tightly — while the anomalies in that trend reveal the deeper sub-shell structure of the atom.</w:t>
             </w:r>
           </w:p>
         </w:tc>
@@ -1277,7 +1277,7 @@
                 <w:sz w:val="18"/>
                 <w:szCs w:val="18"/>
               </w:rPr>
-              <w:t xml:space="preserve">Crossing the Period — Trends Across Period 3</w:t>
+              <w:t xml:space="preserve">Period 3 Reacts: Metals, Non-Metals and the Chlorine Test</w:t>
             </w:r>
           </w:p>
         </w:tc>
@@ -1309,7 +1309,7 @@
                 <w:sz w:val="18"/>
                 <w:szCs w:val="18"/>
               </w:rPr>
-              <w:t xml:space="preserve">Students examined a data set for Period 3 elements (Na, Mg, Al, Si, P, S, Cl, Ar) covering: atomic radius, first ionisation energy, electronegativity, melting point, and electrical conductivity. They plotted graphs of first ionisation energy vs. atomic number across Period 3, observing a general INCREASE from Na to Ar (with two notable dips at Al and S). Students also observed or reviewed demonstrations of Period 3 oxides dissolving in water: Na₂O → strongly alkaline solution; MgO → weakly alkaline; Al₂O₃ → amphoteric; SiO₂ → insoluble; P₄O₁₀ → acidic; SO₃ → strongly acidic; Cl₂O₇ → very strongly acidic. Pedagogical note: The graph-plotting activity is essential — do not skip it. Students who plot the data themselves retain the ionisation energy trend far better than those who only view a pre-drawn graph. Allow 10 minutes for individual plotting before class discussion.</w:t>
+              <w:t xml:space="preserve">Sodium reacted violently with cold water producing a colourless gas that burned with a pop, leaving an alkaline solution; magnesium reacted very slowly with cold water but vigorously with dilute HCl; aluminium showed no visible reaction with cold water; magnesium and sulfur burned brightly in oxygen; the vigour of reaction decreased from left to right across period 3.</w:t>
             </w:r>
           </w:p>
         </w:tc>
@@ -1341,7 +1341,7 @@
                 <w:sz w:val="18"/>
                 <w:szCs w:val="18"/>
               </w:rPr>
-              <w:t xml:space="preserve">Students learned that across Period 3 (left to right): (1) atomic radius DECREASES because nuclear charge increases (more protons) while the number of electron shells stays the same, pulling electrons closer; (2) first ionisation energy generally INCREASES because the stronger nuclear charge holds outer electrons more tightly; (3) metallic character DECREASES and non-metallic character INCREASES — Na and Mg are metals, Al is a metalloid, Si is a semiconductor, and P, S, Cl are non-metals; (4) the acid-base character of oxides shifts systematically from strongly basic (Na₂O) through amphoteric (Al₂O₃) to strongly acidic (Cl₂O₇), reflecting the change from metal to non-metal across the period; (5) electronegativity increases across the period for the same reason as ionisation energy.</w:t>
+              <w:t xml:space="preserve">The reactivity of period 3 elements with water and acids decreases across the period because nuclear charge increases while shielding remains nearly constant, raising ionisation energy and making it harder to remove outer electrons; period 3 metals form basic oxides and non-metals form acidic oxides; the products of reactions with water and HCl can be predicted from electron configuration.</w:t>
             </w:r>
           </w:p>
         </w:tc>
@@ -1373,7 +1373,7 @@
                 <w:sz w:val="18"/>
                 <w:szCs w:val="18"/>
               </w:rPr>
-              <w:t xml:space="preserve">The across-period trends are unified by a single cause: increasing nuclear charge (atomic number) with a constant number of electron shells. More protons pull the electron cloud inward (smaller radius), hold valence electrons more tightly (higher ionisation energy), and attract bonding electrons from other atoms more strongly (higher electronegativity). This converts elements progressively from electron-donors (metals) to electron-acceptors (non-metals) as one moves left to right. The oxide acidity trend is a chemical consequence of this shift — metal oxides are ionic and produce OH⁻ in water (basic); non-metal oxides are covalent and produce H⁺ (acidic). This lesson completes the two-dimensional picture of the periodic table: GROUP trends (vertical) and PERIOD trends (horizontal) together allow prediction of any main-group element's behaviour. Teacher note: Emphasise that this lesson provides the final tool needed to fully answer the driving question — students can now predict behaviour from position in both dimensions of the table.</w:t>
+              <w:t xml:space="preserve">Sodium reacts explosively with Lake Victoria water because it has only one outer electron held by 11 protons with 2 full inner shells providing moderate shielding — its ionisation energy is only 496 kJ per mole and the electron is given up almost instantaneously to water molecules; magnesium has 12 protons with the same inner shielding, so its two outer electrons experience stronger effective nuclear charge and are harder to remove — reactivity is far lower; aluminium and silicon have even higher effective nuclear charges and higher ionisation energies, so they do not react with cold water at all; the anchoring phenomenon is now fully explained by the left-to-right increase in effective nuclear charge across period 3.</w:t>
             </w:r>
           </w:p>
         </w:tc>
@@ -1458,7 +1458,7 @@
                 <w:sz w:val="18"/>
                 <w:szCs w:val="18"/>
               </w:rPr>
-              <w:t xml:space="preserve">Students examined real-world and Kenyan-context applications of elements from Groups I, II, VII, and VIII: sodium compounds in food preservation (sodium chloride — table salt used in nyama choma seasoning, sodium carbonate — washing soda); calcium compounds in construction (calcium oxide/quicklime used in Nairobi building sites, calcium carbonate in cement); chlorine in water treatment (Nairobi City Water &amp; Sewerage Company uses chlorination); iodine in antiseptics and iodised salt (addressing goitre in Rift Valley communities); argon in welding (Jua Kali artisans in Kamukunji); neon in commercial signage. Students also conducted a final structured review of all trend data collected across Lessons 1–6. Pedagogical note: This lesson is the payoff lesson — insist that every explanation students give must reference electron configuration or ionisation energy. Refuse vague answers like 'because it is in Group I.' Push for mechanistic explanations.</w:t>
+              <w:t xml:space="preserve">Students observed (across the unit): sodium metal exploding violently in Lake Victoria water, skimming and igniting with an orange flame; magnesium barely fizzing in cold water; aluminium showing no reaction with cold water; and argon being completely inert. They observed a clear left-to-right decrease in reactivity across Period 3 and a clear top-to-bottom increase in reactivity down Group I (lithium &lt; sodium &lt; potassium). In this lesson, students observed expert group presentations revealing that these same reactivity differences directly determine real-world uses — chlorine's reactivity makes it a water disinfectant, argon's inertness makes it a welding shield, sodium's low ionisation energy underlies both its explosive water reaction and its use in sodium vapour street lamps.</w:t>
             </w:r>
           </w:p>
         </w:tc>
@@ -1490,7 +1490,7 @@
                 <w:sz w:val="18"/>
                 <w:szCs w:val="18"/>
               </w:rPr>
-              <w:t xml:space="preserve">Students learned that an element's position in the periodic table — specifically its GROUP number (valence electrons, type of reactivity) and PERIOD number (atomic radius, ionisation energy, metallic/non-metallic character) — determines its electron configuration, which in turn determines ALL of its chemical and physical properties. They learned that this predictive power is the central achievement of the periodic table: given only an element's position, one can predict its likely reactions, the formulae of its compounds, the properties of its oxides, and its practical applications — before ever conducting an experiment. Students also consolidated the distinction between periodic trends (repeat across each period) and group trends (consistent down each group).</w:t>
+              <w:t xml:space="preserve">Students learned that an element's position in the periodic table — specifically its group and period number — determines its electron configuration, which in turn determines every physical and chemical property observed. Going down Group I (Li → Na → K), increasing electron shells increase shielding, reducing the effective nuclear charge felt by the outer electron, lowering ionisation energy and increasing reactivity with water. Going across Period 3 (Na → Mg → Al), increasing nuclear charge with the same shielding effect increases ionisation energy and decreases reactivity with cold water. Group VIII elements have full outer shells (noble gas configuration), giving them zero tendency to gain or lose electrons, making them completely inert. These principles explain every Kenyan application studied: chlorine's 7 valence electrons drive its oxidising disinfectant power; argon's full shell makes it the ideal inert welding atmosphere; calcium's 2 valence electrons and moderate reactivity make it suitable for construction chemistry in cement.</w:t>
             </w:r>
           </w:p>
         </w:tc>
@@ -1522,7 +1522,7 @@
                 <w:sz w:val="18"/>
                 <w:szCs w:val="18"/>
               </w:rPr>
-              <w:t xml:space="preserve">The driving question is fully answered: elements next to each other in the same period (e.g., Na and Mg, or Cl and Ar) behave differently because even a single additional proton and valence electron produces a fundamentally different electron configuration — different number of valence electrons, different ionisation energy, different tendency to gain or lose electrons. The periodic table encodes these differences in position. An element's group tells you HOW it reacts (by losing electrons → metals; by gaining electrons → non-metals; by not reacting → noble gases) and its period tells you HOW STRONGLY it reacts (via atomic radius and ionisation energy trends). Together, group and period position provide a complete predictive framework. Teacher note: Close the unit by returning to the driving question on the DQB and asking students to write a 5-sentence 'final explanation' in their notebooks — this serves as an informal summative assessment. Look for correct use of: valence electrons, ionisation energy, atomic radius, shielding effect, and noble gas configuration as the target stable state.</w:t>
+              <w:t xml:space="preserve">Students can now explain the anchoring phenomenon in full: The water purification officer's sodium explodes in Lake Victoria water because sodium's electron configuration [2,8,1] — with a single outer electron shielded by 10 inner electrons — gives sodium an exceptionally low first ionisation energy (496 kJ/mol). This outer electron is so easily removed that sodium reacts spontaneously and violently with water molecules, releasing hydrogen gas (which ignites) and forming strongly alkaline NaOH. Magnesium [2,8,2] has two outer electrons held by a nuclear charge of +12 but shielded by only 10 inner electrons — a much higher effective nuclear charge — so its ionisation energy is higher and it reacts only slowly with cold water. Argon [2,8,8] has a completely full outer shell with no tendency whatsoever to donate, accept, or share electrons, making it perfectly inert — exactly why the officer uses it to shield sodium during transport. Potassium [2,8,8,1] has its outer electron in a fourth shell, further from the nucleus and shielded by 18 inner electrons, so its ionisation energy is even lower than sodium's, making it explode more violently. Position in the periodic table therefore allows chemists — and Kenyan water treatment engineers, construction workers, and medical professionals — to predict exactly how an element will behave before it ever enters a test tube.</w:t>
             </w:r>
           </w:p>
         </w:tc>
@@ -1646,7 +1646,7 @@
         </w:rPr>
         <w:t xml:space="preserve">© 2026 SeaVuria and ARES. This work is licensed under a </w:t>
       </w:r>
-      <w:hyperlink w:history="1" r:id="rIdxkxkv2ss7v5gn7h542ac2">
+      <w:hyperlink w:history="1" r:id="rId_boltcsmifycijbmov3rp">
         <w:r>
           <w:rPr>
             <w:rFonts w:ascii="Arial" w:cs="Arial" w:eastAsia="Arial" w:hAnsi="Arial"/>
@@ -1666,7 +1666,7 @@
         </w:rPr>
         <w:t xml:space="preserve"> (</w:t>
       </w:r>
-      <w:hyperlink w:history="1" r:id="rIdov7fvpafxpewnd6brpxgh">
+      <w:hyperlink w:history="1" r:id="rIdlbnz1kbhmwppxoyhah7dz">
         <w:r>
           <w:rPr>
             <w:rFonts w:ascii="Arial" w:cs="Arial" w:eastAsia="Arial" w:hAnsi="Arial"/>
@@ -1686,7 +1686,7 @@
         </w:rPr>
         <w:t xml:space="preserve">). To view a copy of this license, visit </w:t>
       </w:r>
-      <w:hyperlink w:history="1" r:id="rIdsnvlpboadhhjcpfh14u3d">
+      <w:hyperlink w:history="1" r:id="rId4vjpwvfolvfm3oxtixwwa">
         <w:r>
           <w:rPr>
             <w:rFonts w:ascii="Arial" w:cs="Arial" w:eastAsia="Arial" w:hAnsi="Arial"/>

--- a/data/outputs/v2/Chemistry/SS1.5_Periodicity/Chemistry_Periodicity_SummaryTable.docx
+++ b/data/outputs/v2/Chemistry/SS1.5_Periodicity/Chemistry_Periodicity_SummaryTable.docx
@@ -1646,7 +1646,7 @@
         </w:rPr>
         <w:t xml:space="preserve">© 2026 SeaVuria and ARES. This work is licensed under a </w:t>
       </w:r>
-      <w:hyperlink w:history="1" r:id="rId_boltcsmifycijbmov3rp">
+      <w:hyperlink w:history="1" r:id="rId83hsont00d7cjww4_jfbw">
         <w:r>
           <w:rPr>
             <w:rFonts w:ascii="Arial" w:cs="Arial" w:eastAsia="Arial" w:hAnsi="Arial"/>
@@ -1666,7 +1666,7 @@
         </w:rPr>
         <w:t xml:space="preserve"> (</w:t>
       </w:r>
-      <w:hyperlink w:history="1" r:id="rIdlbnz1kbhmwppxoyhah7dz">
+      <w:hyperlink w:history="1" r:id="rIdoopxvigpwtfumuug4lax4">
         <w:r>
           <w:rPr>
             <w:rFonts w:ascii="Arial" w:cs="Arial" w:eastAsia="Arial" w:hAnsi="Arial"/>
@@ -1686,7 +1686,7 @@
         </w:rPr>
         <w:t xml:space="preserve">). To view a copy of this license, visit </w:t>
       </w:r>
-      <w:hyperlink w:history="1" r:id="rId4vjpwvfolvfm3oxtixwwa">
+      <w:hyperlink w:history="1" r:id="rIdggf515vtk-vbgpj9lt5xu">
         <w:r>
           <w:rPr>
             <w:rFonts w:ascii="Arial" w:cs="Arial" w:eastAsia="Arial" w:hAnsi="Arial"/>

--- a/data/outputs/v2/Chemistry/SS1.5_Periodicity/Chemistry_Periodicity_SummaryTable.docx
+++ b/data/outputs/v2/Chemistry/SS1.5_Periodicity/Chemistry_Periodicity_SummaryTable.docx
@@ -1646,7 +1646,7 @@
         </w:rPr>
         <w:t xml:space="preserve">© 2026 SeaVuria and ARES. This work is licensed under a </w:t>
       </w:r>
-      <w:hyperlink w:history="1" r:id="rId83hsont00d7cjww4_jfbw">
+      <w:hyperlink w:history="1" r:id="rIdtcjuplcehhc63yyo0amkk">
         <w:r>
           <w:rPr>
             <w:rFonts w:ascii="Arial" w:cs="Arial" w:eastAsia="Arial" w:hAnsi="Arial"/>
@@ -1666,7 +1666,7 @@
         </w:rPr>
         <w:t xml:space="preserve"> (</w:t>
       </w:r>
-      <w:hyperlink w:history="1" r:id="rIdoopxvigpwtfumuug4lax4">
+      <w:hyperlink w:history="1" r:id="rIdzui9sstrfaxdkgt2fxvpt">
         <w:r>
           <w:rPr>
             <w:rFonts w:ascii="Arial" w:cs="Arial" w:eastAsia="Arial" w:hAnsi="Arial"/>
@@ -1686,7 +1686,7 @@
         </w:rPr>
         <w:t xml:space="preserve">). To view a copy of this license, visit </w:t>
       </w:r>
-      <w:hyperlink w:history="1" r:id="rIdggf515vtk-vbgpj9lt5xu">
+      <w:hyperlink w:history="1" r:id="rId1pmz6bf_fmq6py799z6qe">
         <w:r>
           <w:rPr>
             <w:rFonts w:ascii="Arial" w:cs="Arial" w:eastAsia="Arial" w:hAnsi="Arial"/>

--- a/data/outputs/v2/Chemistry/SS1.5_Periodicity/Chemistry_Periodicity_SummaryTable.docx
+++ b/data/outputs/v2/Chemistry/SS1.5_Periodicity/Chemistry_Periodicity_SummaryTable.docx
@@ -713,7 +713,7 @@
                 <w:sz w:val="18"/>
                 <w:szCs w:val="18"/>
               </w:rPr>
-              <w:t xml:space="preserve">Lithium reacted slowly and steadily with cold water, floating on the surface and fizzing gently. Sodium reacted faster, skimming across the surface and fizzing vigorously — consistent with the Kisumu water plant demonstration. Potassium reacted most violently, producing a lilac flame and very rapid fizzing. All three produced a gas that relighted a glowing splint, confirming hydrogen production. All three produced alkaline solutions (pH 8 to 14), with potassium producing the highest pH reading.</w:t>
+              <w:t xml:space="preserve">Lithium reacted slowly and steadily with cold water, floating on the surface and fizzing gently. Sodium reacted faster, skimming across the surface and fizzing vigorously — consistent with the Kisumu water plant demonstration. Potassium reacted most violently, producing a lilac flame and very rapid fizzing. All three produced a gas that burned with a squeaky pop when a lighted splint was held to it, confirming hydrogen production. All three produced alkaline solutions (pH 8 to 14), with potassium producing the highest pH reading.</w:t>
             </w:r>
           </w:p>
         </w:tc>
@@ -1341,7 +1341,7 @@
                 <w:sz w:val="18"/>
                 <w:szCs w:val="18"/>
               </w:rPr>
-              <w:t xml:space="preserve">The reactivity of period 3 elements with water and acids decreases across the period because nuclear charge increases while shielding remains nearly constant, raising ionisation energy and making it harder to remove outer electrons; period 3 metals form basic oxides and non-metals form acidic oxides; the products of reactions with water and HCl can be predicted from electron configuration.</w:t>
+              <w:t xml:space="preserve">The reactivity of period 3 elements with water and acids decreases across the period because nuclear charge increases while shielding remains nearly constant, generally raising ionisation energy (Al first ionisation energy dips below Mg, but removing all three of its outer electrons costs far more energy) and making it harder to remove outer electrons; period 3 metals form basic oxides and non-metals form acidic oxides; the products of reactions with water and HCl can be predicted from electron configuration.</w:t>
             </w:r>
           </w:p>
         </w:tc>
@@ -1373,7 +1373,7 @@
                 <w:sz w:val="18"/>
                 <w:szCs w:val="18"/>
               </w:rPr>
-              <w:t xml:space="preserve">Sodium reacts explosively with Lake Victoria water because it has only one outer electron held by 11 protons with 2 full inner shells providing moderate shielding — its ionisation energy is only 496 kJ per mole and the electron is given up almost instantaneously to water molecules; magnesium has 12 protons with the same inner shielding, so its two outer electrons experience stronger effective nuclear charge and are harder to remove — reactivity is far lower; aluminium and silicon have even higher effective nuclear charges and higher ionisation energies, so they do not react with cold water at all; the anchoring phenomenon is now fully explained by the left-to-right increase in effective nuclear charge across period 3.</w:t>
+              <w:t xml:space="preserve">Sodium reacts explosively with Lake Victoria water because it has only one outer electron held by 11 protons with 2 full inner shells providing moderate shielding — its ionisation energy is only 496 kJ per mole and the electron is given up almost instantaneously to water molecules; magnesium has 12 protons with the same inner shielding, so its two outer electrons experience stronger effective nuclear charge and are harder to remove — reactivity is far lower; aluminium and silicon have even higher effective nuclear charges and more outer electrons to remove (Al first ionisation energy, 577 kJ per mole, dips below Mg at 738 because its single 3p electron is easier to remove, but the total energy to remove all three outer electrons is much higher, and Al is also protected by its oxide layer), so they do not react with cold water at all; the anchoring phenomenon is now fully explained by the left-to-right increase in effective nuclear charge across period 3.</w:t>
             </w:r>
           </w:p>
         </w:tc>
@@ -1490,7 +1490,7 @@
                 <w:sz w:val="18"/>
                 <w:szCs w:val="18"/>
               </w:rPr>
-              <w:t xml:space="preserve">Students learned that an element's position in the periodic table — specifically its group and period number — determines its electron configuration, which in turn determines every physical and chemical property observed. Going down Group I (Li → Na → K), increasing electron shells increase shielding, reducing the effective nuclear charge felt by the outer electron, lowering ionisation energy and increasing reactivity with water. Going across Period 3 (Na → Mg → Al), increasing nuclear charge with the same shielding effect increases ionisation energy and decreases reactivity with cold water. Group VIII elements have full outer shells (noble gas configuration), giving them zero tendency to gain or lose electrons, making them completely inert. These principles explain every Kenyan application studied: chlorine's 7 valence electrons drive its oxidising disinfectant power; argon's full shell makes it the ideal inert welding atmosphere; calcium's 2 valence electrons and moderate reactivity make it suitable for construction chemistry in cement.</w:t>
+              <w:t xml:space="preserve">Students learned that an element's position in the periodic table — specifically its group and period number — determines its electron configuration, which in turn determines every physical and chemical property observed. Going down Group I (Li → Na → K), increasing electron shells increase shielding, reducing the effective nuclear charge felt by the outer electron, lowering ionisation energy and increasing reactivity with water. Going across Period 3 (Na → Mg → Al), increasing nuclear charge with the same shielding effect generally increases ionisation energy (with a dip at Al, whose 3p electron is easier to remove, although removing all three Al outer electrons costs more energy) and decreases reactivity with cold water. Group VIII elements have full outer shells (noble gas configuration), giving them zero tendency to gain or lose electrons, making them completely inert. These principles explain every Kenyan application studied: chlorine's 7 valence electrons drive its oxidising disinfectant power; argon's full shell makes it the ideal inert welding atmosphere; calcium's 2 valence electrons and moderate reactivity make it suitable for construction chemistry in cement.</w:t>
             </w:r>
           </w:p>
         </w:tc>
@@ -1646,7 +1646,7 @@
         </w:rPr>
         <w:t xml:space="preserve">© 2026 SeaVuria and ARES. This work is licensed under a </w:t>
       </w:r>
-      <w:hyperlink w:history="1" r:id="rIdtcjuplcehhc63yyo0amkk">
+      <w:hyperlink w:history="1" r:id="rIdgy9d6pisrm_nlkphicx4_">
         <w:r>
           <w:rPr>
             <w:rFonts w:ascii="Arial" w:cs="Arial" w:eastAsia="Arial" w:hAnsi="Arial"/>
@@ -1666,7 +1666,7 @@
         </w:rPr>
         <w:t xml:space="preserve"> (</w:t>
       </w:r>
-      <w:hyperlink w:history="1" r:id="rIdzui9sstrfaxdkgt2fxvpt">
+      <w:hyperlink w:history="1" r:id="rIdos6bzx-iafhfk-vpdfnbm">
         <w:r>
           <w:rPr>
             <w:rFonts w:ascii="Arial" w:cs="Arial" w:eastAsia="Arial" w:hAnsi="Arial"/>
@@ -1686,7 +1686,7 @@
         </w:rPr>
         <w:t xml:space="preserve">). To view a copy of this license, visit </w:t>
       </w:r>
-      <w:hyperlink w:history="1" r:id="rId1pmz6bf_fmq6py799z6qe">
+      <w:hyperlink w:history="1" r:id="rIdcrsscd0ok7dadw_zeigj8">
         <w:r>
           <w:rPr>
             <w:rFonts w:ascii="Arial" w:cs="Arial" w:eastAsia="Arial" w:hAnsi="Arial"/>

--- a/data/outputs/v2/Chemistry/SS1.5_Periodicity/Chemistry_Periodicity_SummaryTable.docx
+++ b/data/outputs/v2/Chemistry/SS1.5_Periodicity/Chemistry_Periodicity_SummaryTable.docx
@@ -1646,7 +1646,7 @@
         </w:rPr>
         <w:t xml:space="preserve">© 2026 SeaVuria and ARES. This work is licensed under a </w:t>
       </w:r>
-      <w:hyperlink w:history="1" r:id="rIdgy9d6pisrm_nlkphicx4_">
+      <w:hyperlink w:history="1" r:id="rIdlpuxce14mettznxsus5yj">
         <w:r>
           <w:rPr>
             <w:rFonts w:ascii="Arial" w:cs="Arial" w:eastAsia="Arial" w:hAnsi="Arial"/>
@@ -1666,7 +1666,7 @@
         </w:rPr>
         <w:t xml:space="preserve"> (</w:t>
       </w:r>
-      <w:hyperlink w:history="1" r:id="rIdos6bzx-iafhfk-vpdfnbm">
+      <w:hyperlink w:history="1" r:id="rIdncexdclgcfjvvgcgewoi-">
         <w:r>
           <w:rPr>
             <w:rFonts w:ascii="Arial" w:cs="Arial" w:eastAsia="Arial" w:hAnsi="Arial"/>
@@ -1686,7 +1686,7 @@
         </w:rPr>
         <w:t xml:space="preserve">). To view a copy of this license, visit </w:t>
       </w:r>
-      <w:hyperlink w:history="1" r:id="rIdcrsscd0ok7dadw_zeigj8">
+      <w:hyperlink w:history="1" r:id="rIdurbw6s96-fnzg5gfrklal">
         <w:r>
           <w:rPr>
             <w:rFonts w:ascii="Arial" w:cs="Arial" w:eastAsia="Arial" w:hAnsi="Arial"/>

--- a/data/outputs/v2/Chemistry/SS1.5_Periodicity/Chemistry_Periodicity_SummaryTable.docx
+++ b/data/outputs/v2/Chemistry/SS1.5_Periodicity/Chemistry_Periodicity_SummaryTable.docx
@@ -4,6 +4,7 @@
   <w:body>
     <w:p>
       <w:pPr>
+        <w:keepNext w:val="false"/>
         <w:spacing w:after="30" w:before="0"/>
         <w:jc w:val="center"/>
       </w:pPr>
@@ -23,6 +24,7 @@
     </w:p>
     <w:p>
       <w:pPr>
+        <w:keepNext w:val="false"/>
         <w:spacing w:after="60" w:before="0"/>
         <w:jc w:val="center"/>
       </w:pPr>
@@ -81,6 +83,7 @@
           </w:tcPr>
           <w:p>
             <w:pPr>
+              <w:keepNext w:val="false"/>
               <w:spacing w:after="40" w:before="0"/>
               <w:jc w:val="center"/>
             </w:pPr>
@@ -115,6 +118,7 @@
           </w:tcPr>
           <w:p>
             <w:pPr>
+              <w:keepNext w:val="false"/>
               <w:spacing w:after="40" w:before="0"/>
               <w:jc w:val="left"/>
             </w:pPr>
@@ -147,6 +151,7 @@
           </w:tcPr>
           <w:p>
             <w:pPr>
+              <w:keepNext w:val="false"/>
               <w:spacing w:after="40" w:before="0"/>
               <w:jc w:val="left"/>
             </w:pPr>
@@ -181,6 +186,7 @@
           </w:tcPr>
           <w:p>
             <w:pPr>
+              <w:keepNext w:val="false"/>
               <w:spacing w:after="40" w:before="0"/>
               <w:jc w:val="left"/>
             </w:pPr>
@@ -213,6 +219,7 @@
           </w:tcPr>
           <w:p>
             <w:pPr>
+              <w:keepNext w:val="false"/>
               <w:spacing w:after="40" w:before="0"/>
               <w:jc w:val="left"/>
             </w:pPr>
@@ -273,6 +280,7 @@
           </w:tcPr>
           <w:p>
             <w:pPr>
+              <w:keepNext w:val="false"/>
               <w:spacing w:after="40" w:before="0"/>
               <w:jc w:val="center"/>
             </w:pPr>
@@ -307,6 +315,7 @@
           </w:tcPr>
           <w:p>
             <w:pPr>
+              <w:keepNext w:val="false"/>
               <w:spacing w:after="40" w:before="0"/>
               <w:jc w:val="left"/>
             </w:pPr>
@@ -369,6 +378,7 @@
           </w:tcPr>
           <w:p>
             <w:pPr>
+              <w:keepNext w:val="false"/>
               <w:spacing w:after="40" w:before="0"/>
               <w:jc w:val="left"/>
             </w:pPr>
@@ -401,6 +411,7 @@
           </w:tcPr>
           <w:p>
             <w:pPr>
+              <w:keepNext w:val="false"/>
               <w:spacing w:after="40" w:before="0"/>
               <w:jc w:val="left"/>
             </w:pPr>
@@ -433,6 +444,7 @@
           </w:tcPr>
           <w:p>
             <w:pPr>
+              <w:keepNext w:val="false"/>
               <w:spacing w:after="40" w:before="0"/>
               <w:jc w:val="left"/>
             </w:pPr>
@@ -465,6 +477,7 @@
           </w:tcPr>
           <w:p>
             <w:pPr>
+              <w:keepNext w:val="false"/>
               <w:spacing w:after="40" w:before="0"/>
               <w:jc w:val="left"/>
             </w:pPr>
@@ -499,6 +512,7 @@
           </w:tcPr>
           <w:p>
             <w:pPr>
+              <w:keepNext w:val="false"/>
               <w:spacing w:after="40" w:before="0"/>
               <w:jc w:val="left"/>
             </w:pPr>
@@ -518,6 +532,7 @@
           </w:p>
           <w:p>
             <w:pPr>
+              <w:keepNext w:val="false"/>
               <w:spacing w:after="40" w:before="0"/>
               <w:jc w:val="left"/>
             </w:pPr>
@@ -550,6 +565,7 @@
           </w:tcPr>
           <w:p>
             <w:pPr>
+              <w:keepNext w:val="false"/>
               <w:spacing w:after="40" w:before="0"/>
               <w:jc w:val="left"/>
             </w:pPr>
@@ -582,6 +598,7 @@
           </w:tcPr>
           <w:p>
             <w:pPr>
+              <w:keepNext w:val="false"/>
               <w:spacing w:after="40" w:before="0"/>
               <w:jc w:val="left"/>
             </w:pPr>
@@ -614,6 +631,7 @@
           </w:tcPr>
           <w:p>
             <w:pPr>
+              <w:keepNext w:val="false"/>
               <w:spacing w:after="40" w:before="0"/>
               <w:jc w:val="left"/>
             </w:pPr>
@@ -648,6 +666,7 @@
           </w:tcPr>
           <w:p>
             <w:pPr>
+              <w:keepNext w:val="false"/>
               <w:spacing w:after="40" w:before="0"/>
               <w:jc w:val="left"/>
             </w:pPr>
@@ -667,6 +686,7 @@
           </w:p>
           <w:p>
             <w:pPr>
+              <w:keepNext w:val="false"/>
               <w:spacing w:after="40" w:before="0"/>
               <w:jc w:val="left"/>
             </w:pPr>
@@ -699,6 +719,7 @@
           </w:tcPr>
           <w:p>
             <w:pPr>
+              <w:keepNext w:val="false"/>
               <w:spacing w:after="40" w:before="0"/>
               <w:jc w:val="left"/>
             </w:pPr>
@@ -731,6 +752,7 @@
           </w:tcPr>
           <w:p>
             <w:pPr>
+              <w:keepNext w:val="false"/>
               <w:spacing w:after="40" w:before="0"/>
               <w:jc w:val="left"/>
             </w:pPr>
@@ -763,6 +785,7 @@
           </w:tcPr>
           <w:p>
             <w:pPr>
+              <w:keepNext w:val="false"/>
               <w:spacing w:after="40" w:before="0"/>
               <w:jc w:val="left"/>
             </w:pPr>
@@ -797,6 +820,7 @@
           </w:tcPr>
           <w:p>
             <w:pPr>
+              <w:keepNext w:val="false"/>
               <w:spacing w:after="40" w:before="0"/>
               <w:jc w:val="left"/>
             </w:pPr>
@@ -816,6 +840,7 @@
           </w:p>
           <w:p>
             <w:pPr>
+              <w:keepNext w:val="false"/>
               <w:spacing w:after="40" w:before="0"/>
               <w:jc w:val="left"/>
             </w:pPr>
@@ -848,6 +873,7 @@
           </w:tcPr>
           <w:p>
             <w:pPr>
+              <w:keepNext w:val="false"/>
               <w:spacing w:after="40" w:before="0"/>
               <w:jc w:val="left"/>
             </w:pPr>
@@ -880,6 +906,7 @@
           </w:tcPr>
           <w:p>
             <w:pPr>
+              <w:keepNext w:val="false"/>
               <w:spacing w:after="40" w:before="0"/>
               <w:jc w:val="left"/>
             </w:pPr>
@@ -912,6 +939,7 @@
           </w:tcPr>
           <w:p>
             <w:pPr>
+              <w:keepNext w:val="false"/>
               <w:spacing w:after="40" w:before="0"/>
               <w:jc w:val="left"/>
             </w:pPr>
@@ -946,6 +974,7 @@
           </w:tcPr>
           <w:p>
             <w:pPr>
+              <w:keepNext w:val="false"/>
               <w:spacing w:after="40" w:before="0"/>
               <w:jc w:val="left"/>
             </w:pPr>
@@ -965,6 +994,7 @@
           </w:p>
           <w:p>
             <w:pPr>
+              <w:keepNext w:val="false"/>
               <w:spacing w:after="40" w:before="0"/>
               <w:jc w:val="left"/>
             </w:pPr>
@@ -997,6 +1027,7 @@
           </w:tcPr>
           <w:p>
             <w:pPr>
+              <w:keepNext w:val="false"/>
               <w:spacing w:after="40" w:before="0"/>
               <w:jc w:val="left"/>
             </w:pPr>
@@ -1029,6 +1060,7 @@
           </w:tcPr>
           <w:p>
             <w:pPr>
+              <w:keepNext w:val="false"/>
               <w:spacing w:after="40" w:before="0"/>
               <w:jc w:val="left"/>
             </w:pPr>
@@ -1061,6 +1093,7 @@
           </w:tcPr>
           <w:p>
             <w:pPr>
+              <w:keepNext w:val="false"/>
               <w:spacing w:after="40" w:before="0"/>
               <w:jc w:val="left"/>
             </w:pPr>
@@ -1095,6 +1128,7 @@
           </w:tcPr>
           <w:p>
             <w:pPr>
+              <w:keepNext w:val="false"/>
               <w:spacing w:after="40" w:before="0"/>
               <w:jc w:val="left"/>
             </w:pPr>
@@ -1114,6 +1148,7 @@
           </w:p>
           <w:p>
             <w:pPr>
+              <w:keepNext w:val="false"/>
               <w:spacing w:after="40" w:before="0"/>
               <w:jc w:val="left"/>
             </w:pPr>
@@ -1146,6 +1181,7 @@
           </w:tcPr>
           <w:p>
             <w:pPr>
+              <w:keepNext w:val="false"/>
               <w:spacing w:after="40" w:before="0"/>
               <w:jc w:val="left"/>
             </w:pPr>
@@ -1178,6 +1214,7 @@
           </w:tcPr>
           <w:p>
             <w:pPr>
+              <w:keepNext w:val="false"/>
               <w:spacing w:after="40" w:before="0"/>
               <w:jc w:val="left"/>
             </w:pPr>
@@ -1210,6 +1247,7 @@
           </w:tcPr>
           <w:p>
             <w:pPr>
+              <w:keepNext w:val="false"/>
               <w:spacing w:after="40" w:before="0"/>
               <w:jc w:val="left"/>
             </w:pPr>
@@ -1244,6 +1282,7 @@
           </w:tcPr>
           <w:p>
             <w:pPr>
+              <w:keepNext w:val="false"/>
               <w:spacing w:after="40" w:before="0"/>
               <w:jc w:val="left"/>
             </w:pPr>
@@ -1263,6 +1302,7 @@
           </w:p>
           <w:p>
             <w:pPr>
+              <w:keepNext w:val="false"/>
               <w:spacing w:after="40" w:before="0"/>
               <w:jc w:val="left"/>
             </w:pPr>
@@ -1295,6 +1335,7 @@
           </w:tcPr>
           <w:p>
             <w:pPr>
+              <w:keepNext w:val="false"/>
               <w:spacing w:after="40" w:before="0"/>
               <w:jc w:val="left"/>
             </w:pPr>
@@ -1327,6 +1368,7 @@
           </w:tcPr>
           <w:p>
             <w:pPr>
+              <w:keepNext w:val="false"/>
               <w:spacing w:after="40" w:before="0"/>
               <w:jc w:val="left"/>
             </w:pPr>
@@ -1359,6 +1401,7 @@
           </w:tcPr>
           <w:p>
             <w:pPr>
+              <w:keepNext w:val="false"/>
               <w:spacing w:after="40" w:before="0"/>
               <w:jc w:val="left"/>
             </w:pPr>
@@ -1393,6 +1436,7 @@
           </w:tcPr>
           <w:p>
             <w:pPr>
+              <w:keepNext w:val="false"/>
               <w:spacing w:after="40" w:before="0"/>
               <w:jc w:val="left"/>
             </w:pPr>
@@ -1412,6 +1456,7 @@
           </w:p>
           <w:p>
             <w:pPr>
+              <w:keepNext w:val="false"/>
               <w:spacing w:after="40" w:before="0"/>
               <w:jc w:val="left"/>
             </w:pPr>
@@ -1444,6 +1489,7 @@
           </w:tcPr>
           <w:p>
             <w:pPr>
+              <w:keepNext w:val="false"/>
               <w:spacing w:after="40" w:before="0"/>
               <w:jc w:val="left"/>
             </w:pPr>
@@ -1476,6 +1522,7 @@
           </w:tcPr>
           <w:p>
             <w:pPr>
+              <w:keepNext w:val="false"/>
               <w:spacing w:after="40" w:before="0"/>
               <w:jc w:val="left"/>
             </w:pPr>
@@ -1508,6 +1555,7 @@
           </w:tcPr>
           <w:p>
             <w:pPr>
+              <w:keepNext w:val="false"/>
               <w:spacing w:after="40" w:before="0"/>
               <w:jc w:val="left"/>
             </w:pPr>
@@ -1646,7 +1694,7 @@
         </w:rPr>
         <w:t xml:space="preserve">© 2026 SeaVuria and ARES. This work is licensed under a </w:t>
       </w:r>
-      <w:hyperlink w:history="1" r:id="rIdlpuxce14mettznxsus5yj">
+      <w:hyperlink w:history="1" r:id="rIdy1tfgtgaiwzgsagft99zo">
         <w:r>
           <w:rPr>
             <w:rFonts w:ascii="Arial" w:cs="Arial" w:eastAsia="Arial" w:hAnsi="Arial"/>
@@ -1666,7 +1714,7 @@
         </w:rPr>
         <w:t xml:space="preserve"> (</w:t>
       </w:r>
-      <w:hyperlink w:history="1" r:id="rIdncexdclgcfjvvgcgewoi-">
+      <w:hyperlink w:history="1" r:id="rIde8e-goryz-mwreh55mx1o">
         <w:r>
           <w:rPr>
             <w:rFonts w:ascii="Arial" w:cs="Arial" w:eastAsia="Arial" w:hAnsi="Arial"/>
@@ -1686,7 +1734,7 @@
         </w:rPr>
         <w:t xml:space="preserve">). To view a copy of this license, visit </w:t>
       </w:r>
-      <w:hyperlink w:history="1" r:id="rIdurbw6s96-fnzg5gfrklal">
+      <w:hyperlink w:history="1" r:id="rIdttlv8ugeittvdktgjae_f">
         <w:r>
           <w:rPr>
             <w:rFonts w:ascii="Arial" w:cs="Arial" w:eastAsia="Arial" w:hAnsi="Arial"/>

--- a/data/outputs/v2/Chemistry/SS1.5_Periodicity/Chemistry_Periodicity_SummaryTable.docx
+++ b/data/outputs/v2/Chemistry/SS1.5_Periodicity/Chemistry_Periodicity_SummaryTable.docx
@@ -1694,7 +1694,7 @@
         </w:rPr>
         <w:t xml:space="preserve">© 2026 SeaVuria and ARES. This work is licensed under a </w:t>
       </w:r>
-      <w:hyperlink w:history="1" r:id="rIdy1tfgtgaiwzgsagft99zo">
+      <w:hyperlink w:history="1" r:id="rIdtsgcfokj89nmj54alfmjm">
         <w:r>
           <w:rPr>
             <w:rFonts w:ascii="Arial" w:cs="Arial" w:eastAsia="Arial" w:hAnsi="Arial"/>
@@ -1714,7 +1714,7 @@
         </w:rPr>
         <w:t xml:space="preserve"> (</w:t>
       </w:r>
-      <w:hyperlink w:history="1" r:id="rIde8e-goryz-mwreh55mx1o">
+      <w:hyperlink w:history="1" r:id="rIdydlclkadvfzufzah3sihj">
         <w:r>
           <w:rPr>
             <w:rFonts w:ascii="Arial" w:cs="Arial" w:eastAsia="Arial" w:hAnsi="Arial"/>
@@ -1734,7 +1734,7 @@
         </w:rPr>
         <w:t xml:space="preserve">). To view a copy of this license, visit </w:t>
       </w:r>
-      <w:hyperlink w:history="1" r:id="rIdttlv8ugeittvdktgjae_f">
+      <w:hyperlink w:history="1" r:id="rIdrm2xuqb1af93wo7qrhka-">
         <w:r>
           <w:rPr>
             <w:rFonts w:ascii="Arial" w:cs="Arial" w:eastAsia="Arial" w:hAnsi="Arial"/>
